--- a/backend/app/templates/contract/umowa_b2b_en.docx
+++ b/backend/app/templates/contract/umowa_b2b_en.docx
@@ -560,7 +560,7 @@
           <w:szCs w:val="20"/>
           <w:lang w:val="en-US"/>
         </w:rPr>
-        <w:t xml:space="preserve">Mr/Ms {{ candidate.full_name or '………' }} conducting business activity under the name: {{ candidate.legal_name or '………' }}, registered in the Central Register and Information on Economic Activity at the address: {{ candidate.business_address or '………' }}, NIP: {{ candidate.nip or '………' }}, REGON: {{ candidate.regon or '………' }}, </w:t>
+        <w:t xml:space="preserve">{{ b2b.g_mr }} {{ candidate.full_name or '………' }} conducting business activity under the name: {{ candidate.legal_name or '………' }}, registered in the Central Register and Information on Economic Activity at the address: {{ candidate.business_address or '………' }}, NIP: {{ candidate.nip or '………' }}, REGON: {{ candidate.regon or '………' }}, </w:t>
       </w:r>
       <w:proofErr w:type="spellEnd"/>
       <w:proofErr w:type="spellStart"/>
@@ -6964,7 +6964,7 @@
           <w:lang w:val="en-US"/>
         </w:rPr>
         <w:br/>
-        <w:t xml:space="preserve">Mr/Ms {{ candidate.full_name or '………' }} conducting business activity under the name: {{ candidate.legal_name or '………' }}, registered in the Central Register and Information on Economic Activity at the address: {{ candidate.business_address or '………' }}, NIP: {{ candidate.nip or '………' }}, REGON: {{ candidate.regon or '………' }}, </w:t>
+        <w:t xml:space="preserve">{{ b2b.g_mr }} {{ candidate.full_name or '………' }} conducting business activity under the name: {{ candidate.legal_name or '………' }}, registered in the Central Register and Information on Economic Activity at the address: {{ candidate.business_address or '………' }}, NIP: {{ candidate.nip or '………' }}, REGON: {{ candidate.regon or '………' }}, </w:t>
       </w:r>
       <w:proofErr w:type="spellStart"/>
       <w:proofErr w:type="spellEnd"/>

--- a/backend/app/templates/contract/umowa_b2b_en.docx
+++ b/backend/app/templates/contract/umowa_b2b_en.docx
@@ -4956,33 +4956,8 @@
           <w:lang w:val="en-US"/>
         </w:rPr>
         <w:t>•</w:t>
-      </w:r>
-      <w:r>
-        <w:rPr>
-          <w:lang w:val="en-US"/>
-        </w:rPr>
         <w:tab/>
-      </w:r>
-      <w:r>
-        <w:rPr>
-          <w:rFonts w:ascii="Aptos" w:eastAsia="Aptos" w:hAnsi="Aptos" w:cs="Aptos"/>
-          <w:color w:val="auto"/>
-          <w:sz w:val="20"/>
-          <w:szCs w:val="20"/>
-          <w:lang w:val="en-US"/>
-        </w:rPr>
-        <w:t xml:space="preserve">For the Partner: </w:t>
-      </w:r>
-      <w:r>
-        <w:rPr>
-          <w:rFonts w:ascii="Aptos" w:eastAsia="Aptos" w:hAnsi="Aptos" w:cs="Aptos"/>
-          <w:color w:val="auto"/>
-          <w:sz w:val="20"/>
-          <w:szCs w:val="20"/>
-          <w:highlight w:val="yellow"/>
-          <w:lang w:val="en-US"/>
-        </w:rPr>
-        <w:t>The Partner's email address indicated in the preamble to the Agreement.</w:t>
+        <w:t>For the Partner: {{ candidate.email or '………' }}</w:t>
       </w:r>
     </w:p>
     <w:p>

--- a/backend/app/templates/contract/umowa_b2b_en.docx
+++ b/backend/app/templates/contract/umowa_b2b_en.docx
@@ -8861,38 +8861,6 @@
                 <w:szCs w:val="20"/>
               </w:rPr>
               <w:t>{{ contract.start_date | pl_date }}</w:t>
-            </w:r>
-          </w:p>
-        </w:tc>
-      </w:tr>
-      <w:tr>
-        <w:tc>
-          <w:tcPr>
-            <w:tcW w:type="dxa" w:w="3703"/>
-          </w:tcPr>
-          <w:p>
-            <w:r>
-              <w:t>Detailed scope of Services:</w:t>
-            </w:r>
-          </w:p>
-        </w:tc>
-        <w:tc>
-          <w:tcPr>
-            <w:tcW w:type="dxa" w:w="5363"/>
-          </w:tcPr>
-          <w:p>
-            <w:r>
-              <w:t>{%p for it in b2b.scope_items %}</w:t>
-            </w:r>
-          </w:p>
-          <w:p>
-            <w:r>
-              <w:t>•  {{ it }}</w:t>
-            </w:r>
-          </w:p>
-          <w:p>
-            <w:r>
-              <w:t>{%p endfor %}</w:t>
             </w:r>
           </w:p>
         </w:tc>

--- a/backend/app/templates/contract/umowa_b2b_en.docx
+++ b/backend/app/templates/contract/umowa_b2b_en.docx
@@ -554,7 +554,7 @@
       <w:r>
         <w:rPr>
           <w:rFonts w:ascii="Aptos" w:eastAsia="Aptos" w:hAnsi="Aptos" w:cs="Aptos"/>
-          <w:b/>
+          <w:b w:val="0"/>
           <w:bCs/>
           <w:sz w:val="20"/>
           <w:szCs w:val="20"/>
@@ -619,6 +619,7 @@
       <w:r>
         <w:rPr>
           <w:rFonts w:ascii="Aptos" w:eastAsia="Aptos" w:hAnsi="Aptos" w:cs="Aptos"/>
+          <w:b w:val="0"/>
           <w:sz w:val="20"/>
           <w:szCs w:val="20"/>
           <w:shd w:val="clear" w:color="auto" w:fill="FFFFFF"/>
@@ -4950,6 +4951,7 @@
       <w:r>
         <w:rPr>
           <w:rFonts w:ascii="Aptos" w:eastAsia="Aptos" w:hAnsi="Aptos" w:cs="Aptos"/>
+          <w:b w:val="0"/>
           <w:color w:val="auto"/>
           <w:sz w:val="20"/>
           <w:szCs w:val="20"/>
@@ -6936,6 +6938,7 @@
       </w:pPr>
       <w:r>
         <w:rPr>
+          <w:b w:val="0"/>
           <w:lang w:val="en-US"/>
         </w:rPr>
         <w:br/>

--- a/backend/app/templates/contract/umowa_b2b_en.docx
+++ b/backend/app/templates/contract/umowa_b2b_en.docx
@@ -5163,7 +5163,7 @@
           <w:szCs w:val="20"/>
           <w:lang w:val="en-US"/>
         </w:rPr>
-        <w:t>The Agreement shall enter into force on the date of its signing, and the Partner shall be obliged to commence the provision of Services on {{ contract.start_date | pl_date }}</w:t>
+        <w:t>The Agreement shall enter into force on the date of its signing, and the Partner shall be obliged to commence the provision of Services {{ b2b.start_clause }}</w:t>
       </w:r>
       <w:proofErr w:type="gramStart"/>
       <w:proofErr w:type="gramEnd"/>

--- a/backend/app/templates/contract/umowa_b2b_en.docx
+++ b/backend/app/templates/contract/umowa_b2b_en.docx
@@ -551,20 +551,25 @@
       </w:pPr>
       <w:bookmarkStart w:id="1" w:name="_Hlk215685548"/>
       <w:proofErr w:type="spellStart"/>
-      <w:r>
-        <w:rPr>
-          <w:rFonts w:ascii="Aptos" w:eastAsia="Aptos" w:hAnsi="Aptos" w:cs="Aptos"/>
-          <w:b w:val="0"/>
-          <w:bCs/>
-          <w:sz w:val="20"/>
-          <w:szCs w:val="20"/>
-          <w:lang w:val="en-US"/>
-        </w:rPr>
-        <w:t xml:space="preserve">{{ b2b.g_mr }} {{ candidate.full_name or '………' }} conducting business activity under the name: {{ candidate.legal_name or '………' }}, registered in the Central Register and Information on Economic Activity at the address: {{ candidate.business_address or '………' }}, NIP: {{ candidate.nip or '………' }}, REGON: {{ candidate.regon or '………' }}, </w:t>
-      </w:r>
       <w:proofErr w:type="spellEnd"/>
       <w:proofErr w:type="spellStart"/>
       <w:proofErr w:type="spellEnd"/>
+      <w:r>
+        <w:rPr>
+          <w:rFonts w:ascii="Aptos" w:hAnsi="Aptos"/>
+          <w:b/>
+          <w:sz w:val="20"/>
+        </w:rPr>
+        <w:t xml:space="preserve">{{ b2b.g_mr }} {{ candidate.full_name or '………' }} </w:t>
+      </w:r>
+      <w:r>
+        <w:rPr>
+          <w:rFonts w:ascii="Aptos" w:hAnsi="Aptos"/>
+          <w:b w:val="0"/>
+          <w:sz w:val="20"/>
+        </w:rPr>
+        <w:t xml:space="preserve">conducting business activity under the name: {{ candidate.legal_name or '………' }}, registered in the Central Register and Information on Economic Activity at the address: {{ candidate.business_address or '………' }}, NIP: {{ candidate.nip or '………' }}, REGON: {{ candidate.regon or '………' }}, </w:t>
+      </w:r>
     </w:p>
     <w:bookmarkEnd w:id="1"/>
     <w:p>
@@ -625,7 +630,7 @@
           <w:shd w:val="clear" w:color="auto" w:fill="FFFFFF"/>
           <w:lang w:val="en-US" w:eastAsia="pl-PL"/>
         </w:rPr>
-        <w:t>Tel. {{ candidate.phone or '…' }} E-mail address: {{ candidate.email or '…' }}</w:t>
+        <w:t>Tel. {{ candidate.phone or '…' }}; E-mail address: {{ candidate.email or '…' }}</w:t>
       </w:r>
     </w:p>
     <w:p>
@@ -929,6 +934,7 @@
     </w:p>
     <w:p>
       <w:pPr>
+        <w:keepNext/>
         <w:spacing w:after="0" w:line="276" w:lineRule="auto"/>
         <w:jc w:val="center"/>
         <w:rPr>
@@ -952,6 +958,7 @@
     </w:p>
     <w:p>
       <w:pPr>
+        <w:keepNext/>
         <w:spacing w:after="0" w:line="276" w:lineRule="auto"/>
         <w:jc w:val="center"/>
         <w:rPr>
@@ -1044,6 +1051,7 @@
     </w:p>
     <w:p>
       <w:pPr>
+        <w:keepNext/>
         <w:spacing w:after="0" w:line="276" w:lineRule="auto"/>
         <w:jc w:val="center"/>
         <w:rPr>
@@ -1087,6 +1095,7 @@
     </w:p>
     <w:p>
       <w:pPr>
+        <w:keepNext/>
         <w:spacing w:after="0" w:line="276" w:lineRule="auto"/>
         <w:rPr>
           <w:rFonts w:ascii="Aptos" w:eastAsia="Aptos" w:hAnsi="Aptos" w:cs="Aptos"/>
@@ -1279,6 +1288,7 @@
     <w:p>
       <w:pPr>
         <w:pStyle w:val="Default"/>
+        <w:keepNext/>
         <w:spacing w:line="276" w:lineRule="auto"/>
         <w:jc w:val="center"/>
         <w:rPr>
@@ -1305,6 +1315,7 @@
     <w:p>
       <w:pPr>
         <w:pStyle w:val="Default"/>
+        <w:keepNext/>
         <w:spacing w:line="276" w:lineRule="auto"/>
         <w:jc w:val="center"/>
         <w:rPr>
@@ -1463,6 +1474,7 @@
     <w:p>
       <w:pPr>
         <w:pStyle w:val="Default"/>
+        <w:keepNext/>
         <w:spacing w:line="276" w:lineRule="auto"/>
         <w:jc w:val="center"/>
         <w:rPr>
@@ -1487,6 +1499,7 @@
     <w:p>
       <w:pPr>
         <w:pStyle w:val="Default"/>
+        <w:keepNext/>
         <w:spacing w:line="276" w:lineRule="auto"/>
         <w:jc w:val="center"/>
         <w:rPr>
@@ -1983,6 +1996,7 @@
     <w:p>
       <w:pPr>
         <w:pStyle w:val="Default"/>
+        <w:keepNext/>
         <w:spacing w:line="276" w:lineRule="auto"/>
         <w:jc w:val="center"/>
         <w:rPr>
@@ -2007,6 +2021,7 @@
     <w:p>
       <w:pPr>
         <w:pStyle w:val="Default"/>
+        <w:keepNext/>
         <w:spacing w:line="276" w:lineRule="auto"/>
         <w:jc w:val="center"/>
         <w:rPr>
@@ -2269,6 +2284,7 @@
     <w:p>
       <w:pPr>
         <w:pStyle w:val="Default"/>
+        <w:keepNext/>
         <w:spacing w:line="276" w:lineRule="auto"/>
         <w:jc w:val="center"/>
         <w:rPr>
@@ -2293,6 +2309,7 @@
     <w:p>
       <w:pPr>
         <w:pStyle w:val="Default"/>
+        <w:keepNext/>
         <w:spacing w:line="276" w:lineRule="auto"/>
         <w:jc w:val="center"/>
         <w:rPr>
@@ -2755,6 +2772,7 @@
     <w:p>
       <w:pPr>
         <w:pStyle w:val="Default"/>
+        <w:keepNext/>
         <w:spacing w:line="276" w:lineRule="auto"/>
         <w:ind w:left="360"/>
         <w:jc w:val="center"/>
@@ -2782,6 +2800,7 @@
     <w:p>
       <w:pPr>
         <w:pStyle w:val="Default"/>
+        <w:keepNext/>
         <w:spacing w:line="276" w:lineRule="auto"/>
         <w:jc w:val="center"/>
         <w:rPr>
@@ -3077,6 +3096,7 @@
     <w:p>
       <w:pPr>
         <w:pStyle w:val="Default"/>
+        <w:keepNext/>
         <w:spacing w:line="276" w:lineRule="auto"/>
         <w:jc w:val="center"/>
         <w:rPr>
@@ -3105,6 +3125,7 @@
     <w:p>
       <w:pPr>
         <w:pStyle w:val="Default"/>
+        <w:keepNext/>
         <w:spacing w:line="276" w:lineRule="auto"/>
         <w:jc w:val="center"/>
         <w:rPr>
@@ -3300,6 +3321,7 @@
     <w:p>
       <w:pPr>
         <w:pStyle w:val="Default"/>
+        <w:keepNext/>
         <w:spacing w:line="276" w:lineRule="auto"/>
         <w:jc w:val="center"/>
         <w:rPr>
@@ -3326,6 +3348,7 @@
     <w:p>
       <w:pPr>
         <w:pStyle w:val="Default"/>
+        <w:keepNext/>
         <w:spacing w:line="276" w:lineRule="auto"/>
         <w:jc w:val="center"/>
         <w:rPr>
@@ -3687,6 +3710,7 @@
     <w:p>
       <w:pPr>
         <w:pStyle w:val="Default"/>
+        <w:keepNext/>
         <w:spacing w:line="276" w:lineRule="auto"/>
         <w:jc w:val="center"/>
         <w:rPr>
@@ -3713,6 +3737,7 @@
     <w:p>
       <w:pPr>
         <w:pStyle w:val="Default"/>
+        <w:keepNext/>
         <w:spacing w:line="276" w:lineRule="auto"/>
         <w:jc w:val="center"/>
         <w:rPr>
@@ -3900,6 +3925,7 @@
     <w:p>
       <w:pPr>
         <w:pStyle w:val="Default"/>
+        <w:keepNext/>
         <w:spacing w:line="276" w:lineRule="auto"/>
         <w:jc w:val="center"/>
         <w:rPr>
@@ -3928,6 +3954,7 @@
     <w:p>
       <w:pPr>
         <w:pStyle w:val="Default"/>
+        <w:keepNext/>
         <w:spacing w:line="276" w:lineRule="auto"/>
         <w:jc w:val="center"/>
         <w:rPr>
@@ -4173,6 +4200,7 @@
     <w:p>
       <w:pPr>
         <w:pStyle w:val="Default"/>
+        <w:keepNext/>
         <w:spacing w:line="276" w:lineRule="auto"/>
         <w:jc w:val="center"/>
         <w:rPr>
@@ -4201,6 +4229,7 @@
     <w:p>
       <w:pPr>
         <w:pStyle w:val="Default"/>
+        <w:keepNext/>
         <w:spacing w:line="276" w:lineRule="auto"/>
         <w:jc w:val="center"/>
         <w:rPr>
@@ -4486,6 +4515,7 @@
     <w:p>
       <w:pPr>
         <w:pStyle w:val="Default"/>
+        <w:keepNext/>
         <w:spacing w:line="276" w:lineRule="auto"/>
         <w:jc w:val="center"/>
         <w:rPr>
@@ -4521,6 +4551,7 @@
     <w:p>
       <w:pPr>
         <w:pStyle w:val="Default"/>
+        <w:keepNext/>
         <w:spacing w:line="276" w:lineRule="auto"/>
         <w:jc w:val="center"/>
         <w:rPr>
@@ -5007,6 +5038,7 @@
     <w:p>
       <w:pPr>
         <w:pStyle w:val="Default"/>
+        <w:keepNext/>
         <w:spacing w:line="276" w:lineRule="auto"/>
         <w:jc w:val="center"/>
         <w:rPr>
@@ -5042,6 +5074,7 @@
     <w:p>
       <w:pPr>
         <w:pStyle w:val="Default"/>
+        <w:keepNext/>
         <w:spacing w:line="276" w:lineRule="auto"/>
         <w:jc w:val="center"/>
         <w:rPr>
@@ -5751,6 +5784,7 @@
     </w:p>
     <w:p>
       <w:pPr>
+        <w:keepNext/>
         <w:spacing w:line="276" w:lineRule="auto"/>
         <w:rPr>
           <w:rFonts w:ascii="Aptos" w:eastAsia="Times New Roman" w:hAnsi="Aptos" w:cs="Arial"/>
@@ -6636,6 +6670,7 @@
     </w:p>
     <w:p>
       <w:pPr>
+        <w:keepNext/>
         <w:spacing w:after="0" w:line="276" w:lineRule="auto"/>
         <w:ind w:left="357" w:hanging="357"/>
         <w:jc w:val="both"/>
@@ -6699,6 +6734,7 @@
     </w:p>
     <w:p>
       <w:pPr>
+        <w:keepNext/>
         <w:spacing w:line="276" w:lineRule="auto"/>
         <w:jc w:val="center"/>
         <w:rPr>
@@ -6936,18 +6972,28 @@
           <w:lang w:val="en-US"/>
         </w:rPr>
       </w:pPr>
-      <w:r>
-        <w:rPr>
-          <w:b w:val="0"/>
-          <w:lang w:val="en-US"/>
-        </w:rPr>
-        <w:br/>
-        <w:t xml:space="preserve">{{ b2b.g_mr }} {{ candidate.full_name or '………' }} conducting business activity under the name: {{ candidate.legal_name or '………' }}, registered in the Central Register and Information on Economic Activity at the address: {{ candidate.business_address or '………' }}, NIP: {{ candidate.nip or '………' }}, REGON: {{ candidate.regon or '………' }}, </w:t>
-      </w:r>
       <w:proofErr w:type="spellStart"/>
       <w:proofErr w:type="spellEnd"/>
       <w:proofErr w:type="spellStart"/>
       <w:proofErr w:type="spellEnd"/>
+      <w:r>
+        <w:rPr>
+          <w:b w:val="0"/>
+        </w:rPr>
+        <w:br/>
+      </w:r>
+      <w:r>
+        <w:rPr>
+          <w:b/>
+        </w:rPr>
+        <w:t xml:space="preserve">{{ b2b.g_mr }} {{ candidate.full_name or '………' }} </w:t>
+      </w:r>
+      <w:r>
+        <w:rPr>
+          <w:b w:val="0"/>
+        </w:rPr>
+        <w:t xml:space="preserve">conducting business activity under the name: {{ candidate.legal_name or '………' }}, registered in the Central Register and Information on Economic Activity at the address: {{ candidate.business_address or '………' }}, NIP: {{ candidate.nip or '………' }}, REGON: {{ candidate.regon or '………' }}, </w:t>
+      </w:r>
     </w:p>
     <w:p>
       <w:pPr>
@@ -6983,6 +7029,7 @@
     </w:p>
     <w:p>
       <w:pPr>
+        <w:keepNext/>
         <w:spacing w:line="276" w:lineRule="auto"/>
         <w:jc w:val="center"/>
         <w:rPr>
@@ -7100,6 +7147,7 @@
     </w:p>
     <w:p>
       <w:pPr>
+        <w:keepNext/>
         <w:spacing w:line="276" w:lineRule="auto"/>
         <w:jc w:val="center"/>
         <w:rPr>
@@ -7344,6 +7392,7 @@
     </w:p>
     <w:p>
       <w:pPr>
+        <w:keepNext/>
         <w:spacing w:line="276" w:lineRule="auto"/>
         <w:jc w:val="center"/>
         <w:rPr>
@@ -7595,6 +7644,7 @@
     </w:p>
     <w:p>
       <w:pPr>
+        <w:keepNext/>
         <w:spacing w:line="276" w:lineRule="auto"/>
         <w:jc w:val="center"/>
         <w:rPr>
@@ -7819,6 +7869,7 @@
     </w:p>
     <w:p>
       <w:pPr>
+        <w:keepNext/>
         <w:spacing w:line="276" w:lineRule="auto"/>
         <w:jc w:val="center"/>
         <w:rPr>
@@ -8320,6 +8371,7 @@
     </w:p>
     <w:p>
       <w:pPr>
+        <w:keepNext/>
         <w:spacing w:after="0" w:line="276" w:lineRule="auto"/>
         <w:rPr>
           <w:rFonts w:ascii="Aptos" w:hAnsi="Aptos" w:cs="Arial"/>
@@ -8345,6 +8397,7 @@
     </w:p>
     <w:p>
       <w:pPr>
+        <w:keepNext/>
         <w:spacing w:before="200" w:after="100" w:line="276" w:lineRule="auto"/>
         <w:jc w:val="center"/>
         <w:rPr>
@@ -8372,6 +8425,7 @@
     </w:p>
     <w:p>
       <w:pPr>
+        <w:keepNext/>
         <w:spacing w:after="200" w:line="276" w:lineRule="auto"/>
         <w:jc w:val="center"/>
         <w:rPr>

--- a/backend/app/templates/contract/umowa_b2b_en.docx
+++ b/backend/app/templates/contract/umowa_b2b_en.docx
@@ -330,7 +330,7 @@
           <w:szCs w:val="20"/>
           <w:lang w:val="en-US"/>
         </w:rPr>
-        <w:t>NET</w:t>
+        <w:t>net</w:t>
       </w:r>
       <w:r>
         <w:rPr>
@@ -5550,7 +5550,7 @@
           <w:szCs w:val="20"/>
           <w:lang w:val="en-US"/>
         </w:rPr>
-        <w:t>B2B.NET S.A.</w:t>
+        <w:t>B2B.net S.A.</w:t>
       </w:r>
       <w:r>
         <w:rPr>
@@ -6438,7 +6438,7 @@
           <w:szCs w:val="22"/>
           <w:lang w:val="en-US"/>
         </w:rPr>
-        <w:t>Representative of B2B.NET S.A.</w:t>
+        <w:t>Representative of B2B.net S.A.</w:t>
       </w:r>
       <w:r>
         <w:rPr>
@@ -6844,7 +6844,7 @@
           <w:szCs w:val="20"/>
           <w:lang w:val="en-US"/>
         </w:rPr>
-        <w:t>NET S.A</w:t>
+        <w:t>net S.A</w:t>
       </w:r>
       <w:r>
         <w:rPr>
@@ -8196,7 +8196,7 @@
           <w:szCs w:val="20"/>
           <w:lang w:val="en-US"/>
         </w:rPr>
-        <w:t xml:space="preserve">         B2B.NET S.A</w:t>
+        <w:t xml:space="preserve">         B2B.net S.A</w:t>
       </w:r>
       <w:r>
         <w:rPr>
@@ -9042,7 +9042,7 @@
           <w:sz w:val="20"/>
           <w:szCs w:val="20"/>
         </w:rPr>
-        <w:t>B2B.NET S.A.</w:t>
+        <w:t>B2B.net S.A.</w:t>
       </w:r>
       <w:r>
         <w:tab/>
@@ -9089,6 +9089,9 @@
       <w:headerReference w:type="even" r:id="rId11"/>
       <w:headerReference w:type="default" r:id="rId12"/>
       <w:footerReference w:type="default" r:id="rId13"/>
+      <w:headerReference w:type="first" r:id="rId16"/>
+      <w:footerReference w:type="first" r:id="rId17"/>
+      <w:footerReference w:type="even" r:id="rId18"/>
       <w:pgSz w:w="11906" w:h="16838"/>
       <w:pgMar w:top="1107" w:right="1417" w:bottom="1417" w:left="1417" w:header="454" w:footer="708" w:gutter="0"/>
       <w:cols w:space="708"/>
@@ -9228,6 +9231,26 @@
       </w:rPr>
       <w:t>, www.B2Bnetwork.pl</w:t>
     </w:r>
+  </w:p>
+</w:ftr>
+</file>
+
+<file path=word/footer2.xml><?xml version="1.0" encoding="utf-8"?>
+<w:ftr xmlns:m="http://schemas.openxmlformats.org/officeDocument/2006/math" xmlns:mc="http://schemas.openxmlformats.org/markup-compatibility/2006" xmlns:mo="http://schemas.microsoft.com/office/mac/office/2008/main" xmlns:mv="urn:schemas-microsoft-com:mac:vml" xmlns:o="urn:schemas-microsoft-com:office:office" xmlns:r="http://schemas.openxmlformats.org/officeDocument/2006/relationships" xmlns:v="urn:schemas-microsoft-com:vml" xmlns:w10="urn:schemas-microsoft-com:office:word" xmlns:w14="http://schemas.microsoft.com/office/word/2010/wordml" xmlns:w="http://schemas.openxmlformats.org/wordprocessingml/2006/main" xmlns:wne="http://schemas.microsoft.com/office/word/2006/wordml" xmlns:wp14="http://schemas.microsoft.com/office/word/2010/wordprocessingDrawing" xmlns:wp="http://schemas.openxmlformats.org/drawingml/2006/wordprocessingDrawing" xmlns:wpc="http://schemas.microsoft.com/office/word/2010/wordprocessingCanvas" xmlns:wpg="http://schemas.microsoft.com/office/word/2010/wordprocessingGroup" xmlns:wpi="http://schemas.microsoft.com/office/word/2010/wordprocessingInk" xmlns:wps="http://schemas.microsoft.com/office/word/2010/wordprocessingShape" mc:Ignorable="w14 wp14">
+  <w:p>
+    <w:pPr>
+      <w:pStyle w:val="Footer"/>
+    </w:pPr>
+  </w:p>
+</w:ftr>
+</file>
+
+<file path=word/footer3.xml><?xml version="1.0" encoding="utf-8"?>
+<w:ftr xmlns:m="http://schemas.openxmlformats.org/officeDocument/2006/math" xmlns:mc="http://schemas.openxmlformats.org/markup-compatibility/2006" xmlns:mo="http://schemas.microsoft.com/office/mac/office/2008/main" xmlns:mv="urn:schemas-microsoft-com:mac:vml" xmlns:o="urn:schemas-microsoft-com:office:office" xmlns:r="http://schemas.openxmlformats.org/officeDocument/2006/relationships" xmlns:v="urn:schemas-microsoft-com:vml" xmlns:w10="urn:schemas-microsoft-com:office:word" xmlns:w14="http://schemas.microsoft.com/office/word/2010/wordml" xmlns:w="http://schemas.openxmlformats.org/wordprocessingml/2006/main" xmlns:wne="http://schemas.microsoft.com/office/word/2006/wordml" xmlns:wp14="http://schemas.microsoft.com/office/word/2010/wordprocessingDrawing" xmlns:wp="http://schemas.openxmlformats.org/drawingml/2006/wordprocessingDrawing" xmlns:wpc="http://schemas.microsoft.com/office/word/2010/wordprocessingCanvas" xmlns:wpg="http://schemas.microsoft.com/office/word/2010/wordprocessingGroup" xmlns:wpi="http://schemas.microsoft.com/office/word/2010/wordprocessingInk" xmlns:wps="http://schemas.microsoft.com/office/word/2010/wordprocessingShape" mc:Ignorable="w14 wp14">
+  <w:p>
+    <w:pPr>
+      <w:pStyle w:val="Footer"/>
+    </w:pPr>
   </w:p>
 </w:ftr>
 </file>
@@ -9413,6 +9436,16 @@
     <w:pPr>
       <w:pStyle w:val="Nagwek"/>
       <w:ind w:right="360"/>
+    </w:pPr>
+  </w:p>
+</w:hdr>
+</file>
+
+<file path=word/header3.xml><?xml version="1.0" encoding="utf-8"?>
+<w:hdr xmlns:m="http://schemas.openxmlformats.org/officeDocument/2006/math" xmlns:mc="http://schemas.openxmlformats.org/markup-compatibility/2006" xmlns:mo="http://schemas.microsoft.com/office/mac/office/2008/main" xmlns:mv="urn:schemas-microsoft-com:mac:vml" xmlns:o="urn:schemas-microsoft-com:office:office" xmlns:r="http://schemas.openxmlformats.org/officeDocument/2006/relationships" xmlns:v="urn:schemas-microsoft-com:vml" xmlns:w10="urn:schemas-microsoft-com:office:word" xmlns:w14="http://schemas.microsoft.com/office/word/2010/wordml" xmlns:w="http://schemas.openxmlformats.org/wordprocessingml/2006/main" xmlns:wne="http://schemas.microsoft.com/office/word/2006/wordml" xmlns:wp14="http://schemas.microsoft.com/office/word/2010/wordprocessingDrawing" xmlns:wp="http://schemas.openxmlformats.org/drawingml/2006/wordprocessingDrawing" xmlns:wpc="http://schemas.microsoft.com/office/word/2010/wordprocessingCanvas" xmlns:wpg="http://schemas.microsoft.com/office/word/2010/wordprocessingGroup" xmlns:wpi="http://schemas.microsoft.com/office/word/2010/wordprocessingInk" xmlns:wps="http://schemas.microsoft.com/office/word/2010/wordprocessingShape" mc:Ignorable="w14 wp14">
+  <w:p>
+    <w:pPr>
+      <w:pStyle w:val="Header"/>
     </w:pPr>
   </w:p>
 </w:hdr>

--- a/backend/app/templates/contract/umowa_b2b_en.docx
+++ b/backend/app/templates/contract/umowa_b2b_en.docx
@@ -570,6 +570,14 @@
         </w:rPr>
         <w:t xml:space="preserve">conducting business activity under the name: {{ candidate.legal_name or '………' }}, registered in the Central Register and Information on Economic Activity at the address: {{ candidate.business_address or '………' }}, NIP: {{ candidate.nip or '………' }}, REGON: {{ candidate.regon or '………' }}, </w:t>
       </w:r>
+      <w:r>
+        <w:rPr>
+          <w:rFonts w:ascii="Aptos" w:hAnsi="Aptos"/>
+          <w:b w:val="0"/>
+          <w:sz w:val="20"/>
+        </w:rPr>
+        <w:t>{% if b2b.correspondence_address %}correspondence address: {{ b2b.correspondence_address }},{% endif %}</w:t>
+      </w:r>
     </w:p>
     <w:bookmarkEnd w:id="1"/>
     <w:p>
@@ -2358,7 +2366,7 @@
           <w:szCs w:val="20"/>
           <w:lang w:val="en-US"/>
         </w:rPr>
-        <w:t>For the proper performance of the Services, the Partner shall be entitled to remuneration calculated as the product of the number of hours of actual provision of the Services in a given month and an hourly rate of {{ contract.rate_candidate or '…' }} {{ contract.currency or 'PLN' }} (in words: {{ b2b.rate_in_words or '………' }}) net + VAT in accordance with the applicable regulations.</w:t>
+        <w:t>For the proper performance of the Services, the Partner shall be entitled to remuneration calculated as the product of the number of hours of actual provision of the Services in a given month and an hourly rate of {{ b2b.rate_clause }} net + VAT in accordance with the applicable regulations.</w:t>
       </w:r>
       <w:proofErr w:type="gramStart"/>
       <w:proofErr w:type="gramEnd"/>

--- a/backend/app/templates/contract/umowa_b2b_en.docx
+++ b/backend/app/templates/contract/umowa_b2b_en.docx
@@ -560,7 +560,7 @@
           <w:b/>
           <w:sz w:val="20"/>
         </w:rPr>
-        <w:t xml:space="preserve">{{ b2b.g_mr }} {{ candidate.full_name or '………' }} </w:t>
+        <w:t>{% if b2b.is_company is defined and b2b.is_company %}{{ candidate.legal_name or '………' }} {% else %}{{ b2b.g_mr }} {{ candidate.full_name or '………' }} {% endif %}</w:t>
       </w:r>
       <w:r>
         <w:rPr>
@@ -568,7 +568,7 @@
           <w:b w:val="0"/>
           <w:sz w:val="20"/>
         </w:rPr>
-        <w:t xml:space="preserve">conducting business activity under the name: {{ candidate.legal_name or '………' }}, registered in the Central Register and Information on Economic Activity at the address: {{ candidate.business_address or '………' }}, NIP: {{ candidate.nip or '………' }}, REGON: {{ candidate.regon or '………' }}, </w:t>
+        <w:t>{% if b2b.is_company is defined and b2b.is_company %}with its registered office in {{ b2b.company.seat or '………' }}, at the address: {{ candidate.business_address or '………' }}, entered in the Register of Entrepreneurs of the National Court Register kept by {{ b2b.company.registry_court or '………' }}, under KRS number: {{ b2b.company.krs or '………' }}, NIP: {{ candidate.nip or '………' }}, REGON: {{ candidate.regon or '………' }}, with share capital of {{ b2b.company.share_capital or '………' }}, represented by {{ b2b.company.representation or '………' }}, {% else %}conducting business activity under the name: {{ candidate.legal_name or '………' }}, registered in the Central Register and Information on Economic Activity at the address: {{ candidate.business_address or '………' }}, NIP: {{ candidate.nip or '………' }}, REGON: {{ candidate.regon or '………' }}, {% endif %}</w:t>
       </w:r>
       <w:r>
         <w:rPr>
@@ -6994,13 +6994,13 @@
         <w:rPr>
           <w:b/>
         </w:rPr>
-        <w:t xml:space="preserve">{{ b2b.g_mr }} {{ candidate.full_name or '………' }} </w:t>
+        <w:t>{% if b2b.is_company is defined and b2b.is_company %}{{ candidate.legal_name or '………' }} {% else %}{{ b2b.g_mr }} {{ candidate.full_name or '………' }} {% endif %}</w:t>
       </w:r>
       <w:r>
         <w:rPr>
           <w:b w:val="0"/>
         </w:rPr>
-        <w:t xml:space="preserve">conducting business activity under the name: {{ candidate.legal_name or '………' }}, registered in the Central Register and Information on Economic Activity at the address: {{ candidate.business_address or '………' }}, NIP: {{ candidate.nip or '………' }}, REGON: {{ candidate.regon or '………' }}, </w:t>
+        <w:t>{% if b2b.is_company is defined and b2b.is_company %}with its registered office in {{ b2b.company.seat or '………' }}, at the address: {{ candidate.business_address or '………' }}, entered in the Register of Entrepreneurs of the National Court Register kept by {{ b2b.company.registry_court or '………' }}, under KRS number: {{ b2b.company.krs or '………' }}, NIP: {{ candidate.nip or '………' }}, REGON: {{ candidate.regon or '………' }}, with share capital of {{ b2b.company.share_capital or '………' }}, represented by {{ b2b.company.representation or '………' }}, {% else %}conducting business activity under the name: {{ candidate.legal_name or '………' }}, registered in the Central Register and Information on Economic Activity at the address: {{ candidate.business_address or '………' }}, NIP: {{ candidate.nip or '………' }}, REGON: {{ candidate.regon or '………' }}, {% endif %}</w:t>
       </w:r>
     </w:p>
     <w:p>

--- a/backend/app/templates/contract/umowa_b2b_en.docx
+++ b/backend/app/templates/contract/umowa_b2b_en.docx
@@ -568,7 +568,7 @@
           <w:b w:val="0"/>
           <w:sz w:val="20"/>
         </w:rPr>
-        <w:t>{% if b2b.is_company is defined and b2b.is_company %}with its registered office in {{ b2b.company.seat or '………' }}, at the address: {{ candidate.business_address or '………' }}, entered in the Register of Entrepreneurs of the National Court Register kept by {{ b2b.company.registry_court or '………' }}, under KRS number: {{ b2b.company.krs or '………' }}, NIP: {{ candidate.nip or '………' }}, REGON: {{ candidate.regon or '………' }}, with share capital of {{ b2b.company.share_capital or '………' }}, represented by {{ b2b.company.representation or '………' }}, {% else %}conducting business activity under the name: {{ candidate.legal_name or '………' }}, registered in the Central Register and Information on Economic Activity at the address: {{ candidate.business_address or '………' }}, NIP: {{ candidate.nip or '………' }}, REGON: {{ candidate.regon or '………' }}, {% endif %}</w:t>
+        <w:t>{% if b2b.is_company is defined and b2b.is_company %}with its registered office in {{ b2b.company.seat or '………' }}, at the address: {{ candidate.business_address or '………' }}, entered in the Register of Entrepreneurs of the National Court Register kept by {{ b2b.company.registry_court or '………' }}, under KRS number: {{ b2b.company.krs or '………' }}, NIP: {{ candidate.nip or '………' }}, REGON: {{ candidate.regon or '………' }}, with share capital of {{ b2b.company.share_capital or '………' }}, represented by {{ b2b.company.representation or '………' }}, {% else %}conducting business activity under the name: {{ candidate.legal_name or '………' }}, registered in the Central Register and Information on Economic Activity at the address{% if b2b.address_for_service is defined and b2b.address_for_service %} for service{% endif %}: {{ candidate.business_address or '………' }}, NIP: {{ candidate.nip or '………' }}, REGON: {{ candidate.regon or '………' }}, {% endif %}</w:t>
       </w:r>
       <w:r>
         <w:rPr>
@@ -7000,7 +7000,7 @@
         <w:rPr>
           <w:b w:val="0"/>
         </w:rPr>
-        <w:t>{% if b2b.is_company is defined and b2b.is_company %}with its registered office in {{ b2b.company.seat or '………' }}, at the address: {{ candidate.business_address or '………' }}, entered in the Register of Entrepreneurs of the National Court Register kept by {{ b2b.company.registry_court or '………' }}, under KRS number: {{ b2b.company.krs or '………' }}, NIP: {{ candidate.nip or '………' }}, REGON: {{ candidate.regon or '………' }}, with share capital of {{ b2b.company.share_capital or '………' }}, represented by {{ b2b.company.representation or '………' }}, {% else %}conducting business activity under the name: {{ candidate.legal_name or '………' }}, registered in the Central Register and Information on Economic Activity at the address: {{ candidate.business_address or '………' }}, NIP: {{ candidate.nip or '………' }}, REGON: {{ candidate.regon or '………' }}, {% endif %}</w:t>
+        <w:t>{% if b2b.is_company is defined and b2b.is_company %}with its registered office in {{ b2b.company.seat or '………' }}, at the address: {{ candidate.business_address or '………' }}, entered in the Register of Entrepreneurs of the National Court Register kept by {{ b2b.company.registry_court or '………' }}, under KRS number: {{ b2b.company.krs or '………' }}, NIP: {{ candidate.nip or '………' }}, REGON: {{ candidate.regon or '………' }}, with share capital of {{ b2b.company.share_capital or '………' }}, represented by {{ b2b.company.representation or '………' }}, {% else %}conducting business activity under the name: {{ candidate.legal_name or '………' }}, registered in the Central Register and Information on Economic Activity at the address{% if b2b.address_for_service is defined and b2b.address_for_service %} for service{% endif %}: {{ candidate.business_address or '………' }}, NIP: {{ candidate.nip or '………' }}, REGON: {{ candidate.regon or '………' }}, {% endif %}</w:t>
       </w:r>
     </w:p>
     <w:p>
